--- a/prototypes/saved/samples/CPIN-Explorer-citations-sample.docx
+++ b/prototypes/saved/samples/CPIN-Explorer-citations-sample.docx
@@ -16,14 +16,14 @@
         <w:tblLayout w:type="fixed"/>
       </w:tblPr>
       <w:tblGrid>
-        <w:gridCol w:w="1000"/>
-        <w:gridCol w:w="5000"/>
+        <w:gridCol w:w="660"/>
+        <w:gridCol w:w="5340"/>
         <w:gridCol w:w="3638"/>
       </w:tblGrid>
       <w:tr>
         <w:tc>
           <w:tcPr>
-            <w:tcW w:type="dxa" w:w="1000"/>
+            <w:tcW w:type="dxa" w:w="660"/>
             <w:tcMar>
               <w:top w:type="dxa" w:w="0"/>
               <w:left w:type="dxa" w:w="0"/>
@@ -36,9 +36,9 @@
             <w:r>
               <w:drawing>
                 <wp:inline distT="0" distB="0" distL="0" distR="0">
-                  <wp:extent cx="495300" cy="238125"/>
+                  <wp:extent cx="247650" cy="247650"/>
                   <wp:effectExtent t="0" r="0" b="0" l="0"/>
-                  <wp:docPr id="1" name="Roberts Macros" descr="RM, the Roberts Macros mark" title="Roberts Macros"/>
+                  <wp:docPr id="2" name="CPIN Explorer" descr="The CPIN Explorer mark: a dotted globe" title="CPIN Explorer"/>
                   <wp:cNvGraphicFramePr>
                     <a:graphicFrameLocks xmlns:a="http://schemas.openxmlformats.org/drawingml/2006/main" noChangeAspect="1"/>
                   </wp:cNvGraphicFramePr>
@@ -53,7 +53,7 @@
                         </pic:nvPicPr>
                         <pic:blipFill>
                           <a:blip r:embed="rId8" cstate="none"/>
-                          <a:srcRect l="22000" t="21500" r="22500" b="38000"/>
+                          <a:srcRect/>
                           <a:stretch>
                             <a:fillRect/>
                           </a:stretch>
@@ -61,7 +61,7 @@
                         <pic:spPr bwMode="auto">
                           <a:xfrm>
                             <a:off x="0" y="0"/>
-                            <a:ext cx="495300" cy="238125"/>
+                            <a:ext cx="247650" cy="247650"/>
                           </a:xfrm>
                           <a:prstGeom prst="rect">
                             <a:avLst/>
@@ -77,7 +77,7 @@
         </w:tc>
         <w:tc>
           <w:tcPr>
-            <w:tcW w:type="dxa" w:w="5000"/>
+            <w:tcW w:type="dxa" w:w="5340"/>
             <w:tcMar>
               <w:top w:type="dxa" w:w="0"/>
               <w:left w:type="dxa" w:w="0"/>
@@ -580,7 +580,7 @@
         </w:rPr>
         <w:t xml:space="preserve">  ·  </w:t>
       </w:r>
-      <w:hyperlink w:history="1" r:id="rIdm4jezitb4vskknzaauqpk">
+      <w:hyperlink w:history="1" r:id="rIdnpukq5lyz8ayufjpfmpaf">
         <w:r>
           <w:rPr>
             <w:rStyle w:val="Hyperlink"/>
@@ -691,7 +691,7 @@
               </w:rPr>
               <w:t xml:space="preserve"> (version 4.0, April 2026) para 8.4.2 &lt;</w:t>
             </w:r>
-            <w:hyperlink w:history="1" r:id="rIdh-08n7zyljifz-r7wqvwj">
+            <w:hyperlink w:history="1" r:id="rId30jvtkjuds5rtxen-rwyw">
               <w:r>
                 <w:rPr>
                   <w:rStyle w:val="Hyperlink"/>
@@ -743,7 +743,7 @@
             <w:r>
               <w:tab/>
             </w:r>
-            <w:hyperlink w:history="1" r:id="rIdrffvukvdudpz8yklqi4tm">
+            <w:hyperlink w:history="1" r:id="rId9rnvxh0s03jmko-rcmqaf">
               <w:r>
                 <w:rPr>
                   <w:rStyle w:val="Hyperlink"/>
@@ -870,7 +870,7 @@
         </w:rPr>
         <w:t xml:space="preserve">  ·  </w:t>
       </w:r>
-      <w:hyperlink w:history="1" r:id="rIdteud6kd4dooco1weoh55e">
+      <w:hyperlink w:history="1" r:id="rIduahabk1agjbt_fv_ssp2e">
         <w:r>
           <w:rPr>
             <w:rStyle w:val="Hyperlink"/>
@@ -1011,7 +1011,7 @@
               </w:rPr>
               <w:t xml:space="preserve"> (version 6.0, May 2022) para 2.4.5 (archived copy, Internet Archive, captured 29 March 2025) &lt;</w:t>
             </w:r>
-            <w:hyperlink w:history="1" r:id="rId6czts7dpysnosvdrfuz3_">
+            <w:hyperlink w:history="1" r:id="rIdndrkft53ec37bivqvn2tp">
               <w:r>
                 <w:rPr>
                   <w:rStyle w:val="Hyperlink"/>
@@ -1126,7 +1126,7 @@
         </w:rPr>
         <w:t xml:space="preserve">  ·  </w:t>
       </w:r>
-      <w:hyperlink w:history="1" r:id="rId3h7cmjqlfr6yr6z2xvp92">
+      <w:hyperlink w:history="1" r:id="rId4xc6ixne95mn55n2leg2f">
         <w:r>
           <w:rPr>
             <w:rStyle w:val="Hyperlink"/>
@@ -1237,7 +1237,7 @@
               </w:rPr>
               <w:t xml:space="preserve"> (version 4.0, August 2026) para 4.2.1 &lt;</w:t>
             </w:r>
-            <w:hyperlink w:history="1" r:id="rIdhkh2jkzwqzgo0u8mnuzuc">
+            <w:hyperlink w:history="1" r:id="rIdsnkvw4q7ukt8usanedddd">
               <w:r>
                 <w:rPr>
                   <w:rStyle w:val="Hyperlink"/>
@@ -1365,7 +1365,7 @@
               </w:rPr>
               <w:t xml:space="preserve"> (version 4.0, August 2026) para 9.1.1 &lt;</w:t>
             </w:r>
-            <w:hyperlink w:history="1" r:id="rId5dnj3rjhprb-w-ekfo5gq">
+            <w:hyperlink w:history="1" r:id="rId7edqbt6nc4otrf8tibzu-">
               <w:r>
                 <w:rPr>
                   <w:rStyle w:val="Hyperlink"/>
@@ -1417,7 +1417,7 @@
             <w:r>
               <w:tab/>
             </w:r>
-            <w:hyperlink w:history="1" r:id="rIdlqtckxgkk2dkx9e55okco">
+            <w:hyperlink w:history="1" r:id="rIdxvllwjwn-bbqbnexw1fxi">
               <w:r>
                 <w:rPr>
                   <w:rStyle w:val="Hyperlink"/>
@@ -1519,13 +1519,70 @@
       <w:tblLayout w:type="fixed"/>
     </w:tblPr>
     <w:tblGrid>
-      <w:gridCol w:w="7638"/>
+      <w:gridCol w:w="820"/>
+      <w:gridCol w:w="6818"/>
       <w:gridCol w:w="2000"/>
     </w:tblGrid>
     <w:tr>
       <w:tc>
         <w:tcPr>
-          <w:tcW w:type="dxa" w:w="7638"/>
+          <w:tcW w:type="dxa" w:w="820"/>
+          <w:tcMar>
+            <w:top w:type="dxa" w:w="110"/>
+            <w:left w:type="dxa" w:w="0"/>
+            <w:bottom w:type="dxa" w:w="0"/>
+            <w:right w:type="dxa" w:w="0"/>
+          </w:tcMar>
+        </w:tcPr>
+        <w:p>
+          <w:pPr>
+            <w:pStyle w:val="CpinFooter"/>
+          </w:pPr>
+          <w:r>
+            <w:drawing>
+              <wp:inline distT="0" distB="0" distL="0" distR="0">
+                <wp:extent cx="295275" cy="142875"/>
+                <wp:effectExtent t="0" r="0" b="0" l="0"/>
+                <wp:docPr id="1" name="Roberts Macros" descr="RM, the Roberts Macros mark" title="Roberts Macros"/>
+                <wp:cNvGraphicFramePr>
+                  <a:graphicFrameLocks xmlns:a="http://schemas.openxmlformats.org/drawingml/2006/main" noChangeAspect="1"/>
+                </wp:cNvGraphicFramePr>
+                <a:graphic xmlns:a="http://schemas.openxmlformats.org/drawingml/2006/main">
+                  <a:graphicData uri="http://schemas.openxmlformats.org/drawingml/2006/picture">
+                    <pic:pic xmlns:pic="http://schemas.openxmlformats.org/drawingml/2006/picture">
+                      <pic:nvPicPr>
+                        <pic:cNvPr id="0" name="" descr=""/>
+                        <pic:cNvPicPr>
+                          <a:picLocks noChangeAspect="1" noChangeArrowheads="1"/>
+                        </pic:cNvPicPr>
+                      </pic:nvPicPr>
+                      <pic:blipFill>
+                        <a:blip r:embed="rId0" cstate="none"/>
+                        <a:srcRect/>
+                        <a:stretch>
+                          <a:fillRect/>
+                        </a:stretch>
+                      </pic:blipFill>
+                      <pic:spPr bwMode="auto">
+                        <a:xfrm>
+                          <a:off x="0" y="0"/>
+                          <a:ext cx="295275" cy="142875"/>
+                        </a:xfrm>
+                        <a:prstGeom prst="rect">
+                          <a:avLst/>
+                        </a:prstGeom>
+                      </pic:spPr>
+                    </pic:pic>
+                  </a:graphicData>
+                </a:graphic>
+              </wp:inline>
+            </w:drawing>
+          </w:r>
+        </w:p>
+      </w:tc>
+      <w:tc>
+        <w:tcPr>
+          <w:tcW w:type="dxa" w:w="6818"/>
           <w:tcMar>
             <w:top w:type="dxa" w:w="110"/>
             <w:left w:type="dxa" w:w="0"/>
@@ -1545,9 +1602,9 @@
               <w:sz w:val="13"/>
               <w:szCs w:val="13"/>
             </w:rPr>
-            <w:t xml:space="preserve">Source: Home Office, </w:t>
+            <w:t xml:space="preserve">Sources: Home Office, </w:t>
           </w:r>
-          <w:hyperlink w:history="1" r:id="rIdewn1hiholesi6n1ftvzkq">
+          <w:hyperlink w:history="1" r:id="rId9oxxqrdrtb-hb4fmdioam">
             <w:r>
               <w:rPr>
                 <w:rStyle w:val="Hyperlink"/>
@@ -1569,7 +1626,7 @@
             </w:rPr>
             <w:t xml:space="preserve">. Contains public sector information licensed under the </w:t>
           </w:r>
-          <w:hyperlink w:history="1" r:id="rIdl5l7zilwcqm-3n8dg8kta">
+          <w:hyperlink w:history="1" r:id="rIdncempbdg052w1pdhooxv2">
             <w:r>
               <w:rPr>
                 <w:rStyle w:val="Hyperlink"/>
